--- a/templates/dist/bank-com-undertaking.docx
+++ b/templates/dist/bank-com-undertaking.docx
@@ -32,7 +32,7 @@
           <w:sz w:val="28"/>
           <w:color w:val="FFFFFF"/>
         </w:rPr>
-        <w:t xml:space="preserve">QZ2ZQ</w:t>
+        <w:t xml:space="preserve">QZ1ZQ</w:t>
       </w:r>
     </w:p>
     <w:p>
@@ -127,7 +127,7 @@
           <w:sz w:val="28"/>
           <w:color w:val="FFFFFF"/>
         </w:rPr>
-        <w:t xml:space="preserve">QZ3ZQ</w:t>
+        <w:t xml:space="preserve">QZ2ZQ</w:t>
       </w:r>
     </w:p>
     <w:p>
@@ -190,7 +190,7 @@
           <w:sz w:val="28"/>
           <w:color w:val="FFFFFF"/>
         </w:rPr>
-        <w:t xml:space="preserve">QZ4ZQ</w:t>
+        <w:t xml:space="preserve">QZ3ZQ</w:t>
       </w:r>
     </w:p>
     <w:p>
@@ -243,7 +243,7 @@
           <w:sz w:val="28"/>
           <w:color w:val="FFFFFF"/>
         </w:rPr>
-        <w:t xml:space="preserve">QZ5ZQ</w:t>
+        <w:t xml:space="preserve">QZ4ZQ</w:t>
       </w:r>
     </w:p>
     <w:p>
@@ -306,7 +306,7 @@
           <w:sz w:val="28"/>
           <w:color w:val="FFFFFF"/>
         </w:rPr>
-        <w:t xml:space="preserve">QZ6ZQ</w:t>
+        <w:t xml:space="preserve">QZ5ZQ</w:t>
       </w:r>
     </w:p>
     <w:p>
@@ -720,19 +720,7 @@
                 <w:rtl/>
                 <w:lang w:bidi="ar-EG"/>
               </w:rPr>
-              <w:t xml:space="preserve">الإستشاري</w:t>
-            </w:r>
-            <w:r>
-              <w:rPr>
-                <w:rFonts w:ascii="Sakkal Majalla" w:hAnsi="Sakkal Majalla" w:cs="Sakkal Majalla" w:eastAsia="Sakkal Majalla"/>
-                <w:rtl/>
-                <w:lang w:bidi="ar-EG"/>
-                <w:color w:val="FFFFFF"/>
-                <w:spacing w:val="-20"/>
-                <w:sz w:val="2"/>
-                <w:szCs w:val="2"/>
-              </w:rPr>
-              <w:t xml:space="preserve">QZ1ZQ</w:t>
+              <w:t>الإستشاري</w:t>
             </w:r>
           </w:p>
         </w:tc>
